--- a/3course/systemModeling/lab3/Челушкіна_лаб3.docx
+++ b/3course/systemModeling/lab3/Челушкіна_лаб3.docx
@@ -500,7 +500,7 @@
           <v:shape id="_x0000_i1025" type="#_x0000_t75" style="width:60pt;height:19.2pt" o:ole="">
             <v:imagedata r:id="rId6" o:title=""/>
           </v:shape>
-          <o:OLEObject Type="Embed" ProgID="Equation.3" ShapeID="_x0000_i1025" DrawAspect="Content" ObjectID="_1825096909" r:id="rId7"/>
+          <o:OLEObject Type="Embed" ProgID="Equation.3" ShapeID="_x0000_i1025" DrawAspect="Content" ObjectID="_1825831575" r:id="rId7"/>
         </w:object>
       </w:r>
       <w:r>
@@ -537,7 +537,7 @@
           <v:shape id="_x0000_i1026" type="#_x0000_t75" style="width:64.8pt;height:18pt" o:ole="">
             <v:imagedata r:id="rId8" o:title=""/>
           </v:shape>
-          <o:OLEObject Type="Embed" ProgID="Equation.3" ShapeID="_x0000_i1026" DrawAspect="Content" ObjectID="_1825096910" r:id="rId9"/>
+          <o:OLEObject Type="Embed" ProgID="Equation.3" ShapeID="_x0000_i1026" DrawAspect="Content" ObjectID="_1825831576" r:id="rId9"/>
         </w:object>
       </w:r>
       <w:r>
@@ -558,7 +558,7 @@
           <v:shape id="_x0000_i1027" type="#_x0000_t75" style="width:82.2pt;height:18pt" o:ole="">
             <v:imagedata r:id="rId10" o:title=""/>
           </v:shape>
-          <o:OLEObject Type="Embed" ProgID="Equation.3" ShapeID="_x0000_i1027" DrawAspect="Content" ObjectID="_1825096911" r:id="rId11"/>
+          <o:OLEObject Type="Embed" ProgID="Equation.3" ShapeID="_x0000_i1027" DrawAspect="Content" ObjectID="_1825831577" r:id="rId11"/>
         </w:object>
       </w:r>
       <w:r>
@@ -1745,7 +1745,7 @@
                                   <v:shape id="_x0000_i1029" type="#_x0000_t75" style="width:16.8pt;height:16.8pt" o:ole="">
                                     <v:imagedata r:id="rId12" o:title=""/>
                                   </v:shape>
-                                  <o:OLEObject Type="Embed" ProgID="Equation.3" ShapeID="_x0000_i1029" DrawAspect="Content" ObjectID="_1825096926" r:id="rId13"/>
+                                  <o:OLEObject Type="Embed" ProgID="Equation.3" ShapeID="_x0000_i1029" DrawAspect="Content" ObjectID="_1825831592" r:id="rId13"/>
                                 </w:object>
                               </w:r>
                             </w:p>
@@ -1799,7 +1799,7 @@
                                   <v:shape id="_x0000_i1031" type="#_x0000_t75" style="width:19.2pt;height:18pt" o:ole="">
                                     <v:imagedata r:id="rId14" o:title=""/>
                                   </v:shape>
-                                  <o:OLEObject Type="Embed" ProgID="Equation.3" ShapeID="_x0000_i1031" DrawAspect="Content" ObjectID="_1825096927" r:id="rId15"/>
+                                  <o:OLEObject Type="Embed" ProgID="Equation.3" ShapeID="_x0000_i1031" DrawAspect="Content" ObjectID="_1825831593" r:id="rId15"/>
                                 </w:object>
                               </w:r>
                             </w:p>
@@ -1853,7 +1853,7 @@
                                   <v:shape id="_x0000_i1033" type="#_x0000_t75" style="width:19.2pt;height:18pt" o:ole="">
                                     <v:imagedata r:id="rId16" o:title=""/>
                                   </v:shape>
-                                  <o:OLEObject Type="Embed" ProgID="Equation.3" ShapeID="_x0000_i1033" DrawAspect="Content" ObjectID="_1825096928" r:id="rId17"/>
+                                  <o:OLEObject Type="Embed" ProgID="Equation.3" ShapeID="_x0000_i1033" DrawAspect="Content" ObjectID="_1825831594" r:id="rId17"/>
                                 </w:object>
                               </w:r>
                             </w:p>
@@ -1907,7 +1907,7 @@
                                   <v:shape id="_x0000_i1035" type="#_x0000_t75" style="width:13.2pt;height:16.8pt" o:ole="">
                                     <v:imagedata r:id="rId18" o:title=""/>
                                   </v:shape>
-                                  <o:OLEObject Type="Embed" ProgID="Equation.3" ShapeID="_x0000_i1035" DrawAspect="Content" ObjectID="_1825096929" r:id="rId19"/>
+                                  <o:OLEObject Type="Embed" ProgID="Equation.3" ShapeID="_x0000_i1035" DrawAspect="Content" ObjectID="_1825831595" r:id="rId19"/>
                                 </w:object>
                               </w:r>
                             </w:p>
@@ -1961,7 +1961,7 @@
                                   <v:shape id="_x0000_i1037" type="#_x0000_t75" style="width:13.8pt;height:18pt" o:ole="">
                                     <v:imagedata r:id="rId20" o:title=""/>
                                   </v:shape>
-                                  <o:OLEObject Type="Embed" ProgID="Equation.3" ShapeID="_x0000_i1037" DrawAspect="Content" ObjectID="_1825096930" r:id="rId21"/>
+                                  <o:OLEObject Type="Embed" ProgID="Equation.3" ShapeID="_x0000_i1037" DrawAspect="Content" ObjectID="_1825831596" r:id="rId21"/>
                                 </w:object>
                               </w:r>
                             </w:p>
@@ -2015,7 +2015,7 @@
                                   <v:shape id="_x0000_i1039" type="#_x0000_t75" style="width:13.8pt;height:18pt" o:ole="">
                                     <v:imagedata r:id="rId22" o:title=""/>
                                   </v:shape>
-                                  <o:OLEObject Type="Embed" ProgID="Equation.3" ShapeID="_x0000_i1039" DrawAspect="Content" ObjectID="_1825096931" r:id="rId23"/>
+                                  <o:OLEObject Type="Embed" ProgID="Equation.3" ShapeID="_x0000_i1039" DrawAspect="Content" ObjectID="_1825831597" r:id="rId23"/>
                                 </w:object>
                               </w:r>
                             </w:p>
@@ -2069,7 +2069,7 @@
                                   <v:shape id="_x0000_i1041" type="#_x0000_t75" style="width:13.8pt;height:16.8pt" o:ole="">
                                     <v:imagedata r:id="rId24" o:title=""/>
                                   </v:shape>
-                                  <o:OLEObject Type="Embed" ProgID="Equation.3" ShapeID="_x0000_i1041" DrawAspect="Content" ObjectID="_1825096932" r:id="rId25"/>
+                                  <o:OLEObject Type="Embed" ProgID="Equation.3" ShapeID="_x0000_i1041" DrawAspect="Content" ObjectID="_1825831598" r:id="rId25"/>
                                 </w:object>
                               </w:r>
                             </w:p>
@@ -2219,7 +2219,7 @@
                                   <v:shape id="_x0000_i1043" type="#_x0000_t75" style="width:13.8pt;height:16.8pt" o:ole="">
                                     <v:imagedata r:id="rId26" o:title=""/>
                                   </v:shape>
-                                  <o:OLEObject Type="Embed" ProgID="Equation.3" ShapeID="_x0000_i1043" DrawAspect="Content" ObjectID="_1825096933" r:id="rId27"/>
+                                  <o:OLEObject Type="Embed" ProgID="Equation.3" ShapeID="_x0000_i1043" DrawAspect="Content" ObjectID="_1825831599" r:id="rId27"/>
                                 </w:object>
                               </w:r>
                             </w:p>
@@ -2273,7 +2273,7 @@
                                   <v:shape id="_x0000_i1045" type="#_x0000_t75" style="width:16.2pt;height:18pt" o:ole="">
                                     <v:imagedata r:id="rId28" o:title=""/>
                                   </v:shape>
-                                  <o:OLEObject Type="Embed" ProgID="Equation.3" ShapeID="_x0000_i1045" DrawAspect="Content" ObjectID="_1825096934" r:id="rId29"/>
+                                  <o:OLEObject Type="Embed" ProgID="Equation.3" ShapeID="_x0000_i1045" DrawAspect="Content" ObjectID="_1825831600" r:id="rId29"/>
                                 </w:object>
                               </w:r>
                             </w:p>
@@ -2327,7 +2327,7 @@
                                   <v:shape id="_x0000_i1047" type="#_x0000_t75" style="width:16.2pt;height:18pt" o:ole="">
                                     <v:imagedata r:id="rId30" o:title=""/>
                                   </v:shape>
-                                  <o:OLEObject Type="Embed" ProgID="Equation.3" ShapeID="_x0000_i1047" DrawAspect="Content" ObjectID="_1825096935" r:id="rId31"/>
+                                  <o:OLEObject Type="Embed" ProgID="Equation.3" ShapeID="_x0000_i1047" DrawAspect="Content" ObjectID="_1825831601" r:id="rId31"/>
                                 </w:object>
                               </w:r>
                             </w:p>
@@ -2628,7 +2628,7 @@
           <v:shape id="_x0000_i1048" type="#_x0000_t75" style="width:139.2pt;height:18pt" o:ole="">
             <v:imagedata r:id="rId52" o:title=""/>
           </v:shape>
-          <o:OLEObject Type="Embed" ProgID="Equation.3" ShapeID="_x0000_i1048" DrawAspect="Content" ObjectID="_1825096912" r:id="rId53"/>
+          <o:OLEObject Type="Embed" ProgID="Equation.3" ShapeID="_x0000_i1048" DrawAspect="Content" ObjectID="_1825831578" r:id="rId53"/>
         </w:object>
       </w:r>
       <w:r>
@@ -2969,6 +2969,7 @@
         <w:rPr>
           <w:b/>
           <w:i/>
+          <w:color w:val="000000" w:themeColor="text1"/>
           <w:sz w:val="28"/>
           <w:szCs w:val="28"/>
         </w:rPr>
@@ -2977,16 +2978,15 @@
         <w:rPr>
           <w:b/>
           <w:i/>
-          <w:noProof/>
+          <w:color w:val="000000" w:themeColor="text1"/>
           <w:sz w:val="28"/>
           <w:szCs w:val="28"/>
         </w:rPr>
-        <w:lastRenderedPageBreak/>
         <w:drawing>
-          <wp:inline distT="0" distB="0" distL="0" distR="0" wp14:anchorId="3740CF49" wp14:editId="527DBAE0">
-            <wp:extent cx="5955398" cy="5295900"/>
-            <wp:effectExtent l="0" t="0" r="7620" b="0"/>
-            <wp:docPr id="52" name="Рисунок 52"/>
+          <wp:inline distT="0" distB="0" distL="0" distR="0" wp14:anchorId="7B9E59B1" wp14:editId="0221CA68">
+            <wp:extent cx="6101004" cy="1592580"/>
+            <wp:effectExtent l="0" t="0" r="0" b="7620"/>
+            <wp:docPr id="55" name="Рисунок 55"/>
             <wp:cNvGraphicFramePr>
               <a:graphicFrameLocks xmlns:a="http://schemas.openxmlformats.org/drawingml/2006/main" noChangeAspect="1"/>
             </wp:cNvGraphicFramePr>
@@ -3006,6 +3006,65 @@
                   <pic:spPr>
                     <a:xfrm>
                       <a:off x="0" y="0"/>
+                      <a:ext cx="6123082" cy="1598343"/>
+                    </a:xfrm>
+                    <a:prstGeom prst="rect">
+                      <a:avLst/>
+                    </a:prstGeom>
+                  </pic:spPr>
+                </pic:pic>
+              </a:graphicData>
+            </a:graphic>
+          </wp:inline>
+        </w:drawing>
+      </w:r>
+      <w:bookmarkStart w:id="0" w:name="_GoBack"/>
+      <w:bookmarkEnd w:id="0"/>
+    </w:p>
+    <w:p>
+      <w:pPr>
+        <w:spacing w:line="360" w:lineRule="auto"/>
+        <w:jc w:val="center"/>
+        <w:rPr>
+          <w:b/>
+          <w:i/>
+          <w:sz w:val="28"/>
+          <w:szCs w:val="28"/>
+        </w:rPr>
+      </w:pPr>
+      <w:r>
+        <w:rPr>
+          <w:b/>
+          <w:i/>
+          <w:noProof/>
+          <w:sz w:val="28"/>
+          <w:szCs w:val="28"/>
+        </w:rPr>
+        <w:lastRenderedPageBreak/>
+        <w:drawing>
+          <wp:inline distT="0" distB="0" distL="0" distR="0" wp14:anchorId="3740CF49" wp14:editId="527DBAE0">
+            <wp:extent cx="5955398" cy="5295900"/>
+            <wp:effectExtent l="0" t="0" r="7620" b="0"/>
+            <wp:docPr id="52" name="Рисунок 52"/>
+            <wp:cNvGraphicFramePr>
+              <a:graphicFrameLocks xmlns:a="http://schemas.openxmlformats.org/drawingml/2006/main" noChangeAspect="1"/>
+            </wp:cNvGraphicFramePr>
+            <a:graphic xmlns:a="http://schemas.openxmlformats.org/drawingml/2006/main">
+              <a:graphicData uri="http://schemas.openxmlformats.org/drawingml/2006/picture">
+                <pic:pic xmlns:pic="http://schemas.openxmlformats.org/drawingml/2006/picture">
+                  <pic:nvPicPr>
+                    <pic:cNvPr id="1" name=""/>
+                    <pic:cNvPicPr/>
+                  </pic:nvPicPr>
+                  <pic:blipFill>
+                    <a:blip r:embed="rId56"/>
+                    <a:stretch>
+                      <a:fillRect/>
+                    </a:stretch>
+                  </pic:blipFill>
+                  <pic:spPr>
+                    <a:xfrm>
+                      <a:off x="0" y="0"/>
                       <a:ext cx="5976914" cy="5315034"/>
                     </a:xfrm>
                     <a:prstGeom prst="rect">
@@ -3060,9 +3119,9 @@
         </w:rPr>
         <w:object w:dxaOrig="6516" w:dyaOrig="2676">
           <v:shape id="_x0000_i1049" type="#_x0000_t75" style="width:325.8pt;height:133.8pt" o:ole="">
-            <v:imagedata r:id="rId56" o:title=""/>
+            <v:imagedata r:id="rId57" o:title=""/>
           </v:shape>
-          <o:OLEObject Type="Embed" ProgID="Equation.3" ShapeID="_x0000_i1049" DrawAspect="Content" ObjectID="_1825096913" r:id="rId57"/>
+          <o:OLEObject Type="Embed" ProgID="Equation.3" ShapeID="_x0000_i1049" DrawAspect="Content" ObjectID="_1825831579" r:id="rId58"/>
         </w:object>
       </w:r>
       <w:r>
@@ -3098,9 +3157,9 @@
         </w:rPr>
         <w:object w:dxaOrig="240" w:dyaOrig="324">
           <v:shape id="_x0000_i1050" type="#_x0000_t75" style="width:12pt;height:16.2pt" o:ole="">
-            <v:imagedata r:id="rId58" o:title=""/>
+            <v:imagedata r:id="rId59" o:title=""/>
           </v:shape>
-          <o:OLEObject Type="Embed" ProgID="Equation.3" ShapeID="_x0000_i1050" DrawAspect="Content" ObjectID="_1825096914" r:id="rId59"/>
+          <o:OLEObject Type="Embed" ProgID="Equation.3" ShapeID="_x0000_i1050" DrawAspect="Content" ObjectID="_1825831580" r:id="rId60"/>
         </w:object>
       </w:r>
       <w:r>
@@ -3129,9 +3188,9 @@
         </w:rPr>
         <w:object w:dxaOrig="3600" w:dyaOrig="780">
           <v:shape id="_x0000_i1051" type="#_x0000_t75" style="width:180pt;height:39pt" o:ole="">
-            <v:imagedata r:id="rId60" o:title=""/>
+            <v:imagedata r:id="rId61" o:title=""/>
           </v:shape>
-          <o:OLEObject Type="Embed" ProgID="Equation.3" ShapeID="_x0000_i1051" DrawAspect="Content" ObjectID="_1825096915" r:id="rId61"/>
+          <o:OLEObject Type="Embed" ProgID="Equation.3" ShapeID="_x0000_i1051" DrawAspect="Content" ObjectID="_1825831581" r:id="rId62"/>
         </w:object>
       </w:r>
       <w:r>
@@ -3167,9 +3226,9 @@
         </w:rPr>
         <w:object w:dxaOrig="1380" w:dyaOrig="360">
           <v:shape id="_x0000_i1052" type="#_x0000_t75" style="width:69pt;height:18pt" o:ole="">
-            <v:imagedata r:id="rId62" o:title=""/>
+            <v:imagedata r:id="rId63" o:title=""/>
           </v:shape>
-          <o:OLEObject Type="Embed" ProgID="Equation.3" ShapeID="_x0000_i1052" DrawAspect="Content" ObjectID="_1825096916" r:id="rId63"/>
+          <o:OLEObject Type="Embed" ProgID="Equation.3" ShapeID="_x0000_i1052" DrawAspect="Content" ObjectID="_1825831582" r:id="rId64"/>
         </w:object>
       </w:r>
       <w:r>
@@ -3188,9 +3247,9 @@
         </w:rPr>
         <w:object w:dxaOrig="324" w:dyaOrig="360">
           <v:shape id="_x0000_i1053" type="#_x0000_t75" style="width:16.2pt;height:18pt" o:ole="">
-            <v:imagedata r:id="rId64" o:title=""/>
+            <v:imagedata r:id="rId65" o:title=""/>
           </v:shape>
-          <o:OLEObject Type="Embed" ProgID="Equation.3" ShapeID="_x0000_i1053" DrawAspect="Content" ObjectID="_1825096917" r:id="rId65"/>
+          <o:OLEObject Type="Embed" ProgID="Equation.3" ShapeID="_x0000_i1053" DrawAspect="Content" ObjectID="_1825831583" r:id="rId66"/>
         </w:object>
       </w:r>
       <w:r>
@@ -3235,9 +3294,9 @@
         </w:rPr>
         <w:object w:dxaOrig="4596" w:dyaOrig="900">
           <v:shape id="_x0000_i1054" type="#_x0000_t75" style="width:229.8pt;height:45pt" o:ole="">
-            <v:imagedata r:id="rId66" o:title=""/>
+            <v:imagedata r:id="rId67" o:title=""/>
           </v:shape>
-          <o:OLEObject Type="Embed" ProgID="Equation.3" ShapeID="_x0000_i1054" DrawAspect="Content" ObjectID="_1825096918" r:id="rId67"/>
+          <o:OLEObject Type="Embed" ProgID="Equation.3" ShapeID="_x0000_i1054" DrawAspect="Content" ObjectID="_1825831584" r:id="rId68"/>
         </w:object>
       </w:r>
       <w:r>
@@ -3273,9 +3332,9 @@
         </w:rPr>
         <w:object w:dxaOrig="480" w:dyaOrig="324">
           <v:shape id="_x0000_i1055" type="#_x0000_t75" style="width:24pt;height:16.2pt" o:ole="">
-            <v:imagedata r:id="rId68" o:title=""/>
+            <v:imagedata r:id="rId69" o:title=""/>
           </v:shape>
-          <o:OLEObject Type="Embed" ProgID="Equation.3" ShapeID="_x0000_i1055" DrawAspect="Content" ObjectID="_1825096919" r:id="rId69"/>
+          <o:OLEObject Type="Embed" ProgID="Equation.3" ShapeID="_x0000_i1055" DrawAspect="Content" ObjectID="_1825831585" r:id="rId70"/>
         </w:object>
       </w:r>
       <w:r>
@@ -3304,9 +3363,9 @@
         </w:rPr>
         <w:object w:dxaOrig="3024" w:dyaOrig="1044">
           <v:shape id="_x0000_i1056" type="#_x0000_t75" style="width:151.2pt;height:52.2pt" o:ole="">
-            <v:imagedata r:id="rId70" o:title=""/>
+            <v:imagedata r:id="rId71" o:title=""/>
           </v:shape>
-          <o:OLEObject Type="Embed" ProgID="Equation.3" ShapeID="_x0000_i1056" DrawAspect="Content" ObjectID="_1825096920" r:id="rId71"/>
+          <o:OLEObject Type="Embed" ProgID="Equation.3" ShapeID="_x0000_i1056" DrawAspect="Content" ObjectID="_1825831586" r:id="rId72"/>
         </w:object>
       </w:r>
     </w:p>
@@ -3335,9 +3394,9 @@
         </w:rPr>
         <w:object w:dxaOrig="1164" w:dyaOrig="684">
           <v:shape id="_x0000_i1057" type="#_x0000_t75" style="width:58.2pt;height:34.2pt" o:ole="">
-            <v:imagedata r:id="rId72" o:title=""/>
+            <v:imagedata r:id="rId73" o:title=""/>
           </v:shape>
-          <o:OLEObject Type="Embed" ProgID="Equation.3" ShapeID="_x0000_i1057" DrawAspect="Content" ObjectID="_1825096921" r:id="rId73"/>
+          <o:OLEObject Type="Embed" ProgID="Equation.3" ShapeID="_x0000_i1057" DrawAspect="Content" ObjectID="_1825831587" r:id="rId74"/>
         </w:object>
       </w:r>
       <w:r>
@@ -3459,9 +3518,9 @@
         </w:rPr>
         <w:object w:dxaOrig="2160" w:dyaOrig="384">
           <v:shape id="_x0000_i1058" type="#_x0000_t75" style="width:108pt;height:19.2pt" o:ole="">
-            <v:imagedata r:id="rId74" o:title=""/>
+            <v:imagedata r:id="rId75" o:title=""/>
           </v:shape>
-          <o:OLEObject Type="Embed" ProgID="Equation.3" ShapeID="_x0000_i1058" DrawAspect="Content" ObjectID="_1825096922" r:id="rId75"/>
+          <o:OLEObject Type="Embed" ProgID="Equation.3" ShapeID="_x0000_i1058" DrawAspect="Content" ObjectID="_1825831588" r:id="rId76"/>
         </w:object>
       </w:r>
       <w:r>
@@ -3480,9 +3539,9 @@
         </w:rPr>
         <w:object w:dxaOrig="3276" w:dyaOrig="360">
           <v:shape id="_x0000_i1059" type="#_x0000_t75" style="width:163.8pt;height:18pt" o:ole="">
-            <v:imagedata r:id="rId76" o:title=""/>
+            <v:imagedata r:id="rId77" o:title=""/>
           </v:shape>
-          <o:OLEObject Type="Embed" ProgID="Equation.3" ShapeID="_x0000_i1059" DrawAspect="Content" ObjectID="_1825096923" r:id="rId77"/>
+          <o:OLEObject Type="Embed" ProgID="Equation.3" ShapeID="_x0000_i1059" DrawAspect="Content" ObjectID="_1825831589" r:id="rId78"/>
         </w:object>
       </w:r>
       <w:r>
@@ -3501,9 +3560,9 @@
         </w:rPr>
         <w:object w:dxaOrig="924" w:dyaOrig="336">
           <v:shape id="_x0000_i1060" type="#_x0000_t75" style="width:46.2pt;height:16.8pt" o:ole="">
-            <v:imagedata r:id="rId78" o:title=""/>
+            <v:imagedata r:id="rId79" o:title=""/>
           </v:shape>
-          <o:OLEObject Type="Embed" ProgID="Equation.3" ShapeID="_x0000_i1060" DrawAspect="Content" ObjectID="_1825096924" r:id="rId79"/>
+          <o:OLEObject Type="Embed" ProgID="Equation.3" ShapeID="_x0000_i1060" DrawAspect="Content" ObjectID="_1825831590" r:id="rId80"/>
         </w:object>
       </w:r>
       <w:r>
@@ -8491,9 +8550,9 @@
         </w:rPr>
         <w:object w:dxaOrig="3744" w:dyaOrig="624">
           <v:shape id="_x0000_i1061" type="#_x0000_t75" style="width:187.2pt;height:31.2pt" o:ole="">
-            <v:imagedata r:id="rId80" o:title=""/>
+            <v:imagedata r:id="rId81" o:title=""/>
           </v:shape>
-          <o:OLEObject Type="Embed" ProgID="Equation.3" ShapeID="_x0000_i1061" DrawAspect="Content" ObjectID="_1825096925" r:id="rId81"/>
+          <o:OLEObject Type="Embed" ProgID="Equation.3" ShapeID="_x0000_i1061" DrawAspect="Content" ObjectID="_1825831591" r:id="rId82"/>
         </w:object>
       </w:r>
       <w:r>
@@ -21965,7 +22024,7 @@
                     <pic:cNvPicPr/>
                   </pic:nvPicPr>
                   <pic:blipFill>
-                    <a:blip r:embed="rId82"/>
+                    <a:blip r:embed="rId83"/>
                     <a:stretch>
                       <a:fillRect/>
                     </a:stretch>
@@ -32131,8 +32190,6 @@
         </w:rPr>
         <w:t>)</w:t>
       </w:r>
-      <w:bookmarkStart w:id="0" w:name="_GoBack"/>
-      <w:bookmarkEnd w:id="0"/>
     </w:p>
     <w:p>
       <w:pPr>
@@ -36134,7 +36191,7 @@
 </file>
 
 <file path=customXml/itemProps1.xml><?xml version="1.0" encoding="utf-8"?>
-<ds:datastoreItem xmlns:ds="http://schemas.openxmlformats.org/officeDocument/2006/customXml" ds:itemID="{DBD4C98B-FE61-44E8-8599-2C010E56E218}">
+<ds:datastoreItem xmlns:ds="http://schemas.openxmlformats.org/officeDocument/2006/customXml" ds:itemID="{9F49CCC8-9506-4A19-9AF1-E71E59C13E81}">
   <ds:schemaRefs>
     <ds:schemaRef ds:uri="http://schemas.openxmlformats.org/officeDocument/2006/bibliography"/>
   </ds:schemaRefs>
